--- a/pregrado/s04/plantillas/comparacion_modelos_cv.docx
+++ b/pregrado/s04/plantillas/comparacion_modelos_cv.docx
@@ -141,40 +141,85 @@
               <w:spacing w:after="0"/>
               <w:jc w:val="center"/>
             </w:pPr>
-            <w:r>
-              <w:drawing>
-                <wp:inline xmlns:a="http://schemas.openxmlformats.org/drawingml/2006/main" xmlns:pic="http://schemas.openxmlformats.org/drawingml/2006/picture">
-                  <wp:extent cx="2294312" cy="411480"/>
-                  <wp:docPr id="1" name="Picture 1"/>
-                  <wp:cNvGraphicFramePr>
-                    <a:graphicFrameLocks noChangeAspect="1"/>
-                  </wp:cNvGraphicFramePr>
-                  <a:graphic>
-                    <a:graphicData uri="http://schemas.openxmlformats.org/drawingml/2006/picture">
-                      <pic:pic>
-                        <pic:nvPicPr>
-                          <pic:cNvPr id="0" name="eq_7df9ead88aff.png"/>
-                          <pic:cNvPicPr/>
-                        </pic:nvPicPr>
-                        <pic:blipFill>
-                          <a:blip r:embed="rId9"/>
-                          <a:stretch>
-                            <a:fillRect/>
-                          </a:stretch>
-                        </pic:blipFill>
-                        <pic:spPr>
-                          <a:xfrm>
-                            <a:off x="0" y="0"/>
-                            <a:ext cx="2294312" cy="411480"/>
-                          </a:xfrm>
-                          <a:prstGeom prst="rect"/>
-                        </pic:spPr>
-                      </pic:pic>
-                    </a:graphicData>
-                  </a:graphic>
-                </wp:inline>
-              </w:drawing>
-            </w:r>
+            <m:oMath>
+              <m:sSup>
+                <m:e>
+                  <m:bar>
+                    <m:barPr>
+                      <m:pos m:val="top"/>
+                    </m:barPr>
+                    <m:e>
+                      <m:r>
+                        <m:t>R</m:t>
+                      </m:r>
+                    </m:e>
+                  </m:bar>
+                </m:e>
+                <m:sup>
+                  <m:r>
+                    <m:t>2</m:t>
+                  </m:r>
+                </m:sup>
+              </m:sSup>
+              <m:r>
+                <m:t>=1−</m:t>
+              </m:r>
+              <m:f>
+                <m:fPr>
+                  <m:type m:val="bar"/>
+                </m:fPr>
+                <m:num>
+                  <m:d>
+                    <m:dPr>
+                      <m:sepChr m:val=""/>
+                    </m:dPr>
+                    <m:e>
+                      <m:r>
+                        <m:t>1</m:t>
+                      </m:r>
+                      <m:r>
+                        <m:t>−</m:t>
+                      </m:r>
+                      <m:sSup>
+                        <m:e>
+                          <m:r>
+                            <m:t>R</m:t>
+                          </m:r>
+                        </m:e>
+                        <m:sup>
+                          <m:r>
+                            <m:t>2</m:t>
+                          </m:r>
+                        </m:sup>
+                      </m:sSup>
+                      <m:r>
+                        <m:t>)</m:t>
+                      </m:r>
+                      <m:r>
+                        <m:t>(</m:t>
+                      </m:r>
+                      <m:r>
+                        <m:t>n</m:t>
+                      </m:r>
+                      <m:r>
+                        <m:t>−</m:t>
+                      </m:r>
+                      <m:r>
+                        <m:t>1</m:t>
+                      </m:r>
+                    </m:e>
+                  </m:d>
+                </m:num>
+                <m:den>
+                  <m:r>
+                    <m:t>n−k−1</m:t>
+                  </m:r>
+                </m:den>
+              </m:f>
+              <m:r>
+                <m:t>(1)</m:t>
+              </m:r>
+            </m:oMath>
           </w:p>
         </w:tc>
         <w:tc>
@@ -293,40 +338,125 @@
               <w:spacing w:after="0"/>
               <w:jc w:val="center"/>
             </w:pPr>
-            <w:r>
-              <w:drawing>
-                <wp:inline xmlns:a="http://schemas.openxmlformats.org/drawingml/2006/main" xmlns:pic="http://schemas.openxmlformats.org/drawingml/2006/picture">
-                  <wp:extent cx="2930236" cy="698269"/>
-                  <wp:docPr id="2" name="Picture 2"/>
-                  <wp:cNvGraphicFramePr>
-                    <a:graphicFrameLocks noChangeAspect="1"/>
-                  </wp:cNvGraphicFramePr>
-                  <a:graphic>
-                    <a:graphicData uri="http://schemas.openxmlformats.org/drawingml/2006/picture">
-                      <pic:pic>
-                        <pic:nvPicPr>
-                          <pic:cNvPr id="0" name="eq_066c6c4d38ee.png"/>
-                          <pic:cNvPicPr/>
-                        </pic:nvPicPr>
-                        <pic:blipFill>
-                          <a:blip r:embed="rId10"/>
-                          <a:stretch>
-                            <a:fillRect/>
-                          </a:stretch>
-                        </pic:blipFill>
-                        <pic:spPr>
-                          <a:xfrm>
-                            <a:off x="0" y="0"/>
-                            <a:ext cx="2930236" cy="698269"/>
-                          </a:xfrm>
-                          <a:prstGeom prst="rect"/>
-                        </pic:spPr>
-                      </pic:pic>
-                    </a:graphicData>
-                  </a:graphic>
-                </wp:inline>
-              </w:drawing>
-            </w:r>
+            <m:oMath>
+              <m:sSub>
+                <m:e>
+                  <m:r>
+                    <m:rPr>
+                      <m:sty m:val="p"/>
+                    </m:rPr>
+                    <m:t>RMSE</m:t>
+                  </m:r>
+                </m:e>
+                <m:sub>
+                  <m:r>
+                    <m:rPr>
+                      <m:sty m:val="p"/>
+                    </m:rPr>
+                    <m:t>CV</m:t>
+                  </m:r>
+                </m:sub>
+              </m:sSub>
+              <m:r>
+                <m:t>=</m:t>
+              </m:r>
+              <m:rad>
+                <m:radPr>
+                  <m:degHide m:val="on"/>
+                </m:radPr>
+                <m:deg/>
+                <m:e>
+                  <m:f>
+                    <m:fPr>
+                      <m:type m:val="bar"/>
+                    </m:fPr>
+                    <m:num>
+                      <m:r>
+                        <m:t>1</m:t>
+                      </m:r>
+                    </m:num>
+                    <m:den>
+                      <m:r>
+                        <m:t>n</m:t>
+                      </m:r>
+                    </m:den>
+                  </m:f>
+                  <m:nary>
+                    <m:naryPr>
+                      <m:chr m:val="∑"/>
+                      <m:limLoc m:val="subSup"/>
+                      <m:grow m:val="1"/>
+                      <m:subHide m:val="off"/>
+                      <m:supHide m:val="off"/>
+                    </m:naryPr>
+                    <m:sub>
+                      <m:r>
+                        <m:t>i=1</m:t>
+                      </m:r>
+                    </m:sub>
+                    <m:sup>
+                      <m:r>
+                        <m:t>n</m:t>
+                      </m:r>
+                    </m:sup>
+                    <m:e>
+                      <m:r>
+                        <m:t>(</m:t>
+                      </m:r>
+                    </m:e>
+                  </m:nary>
+                  <m:sSub>
+                    <m:e>
+                      <m:r>
+                        <m:t>y</m:t>
+                      </m:r>
+                    </m:e>
+                    <m:sub>
+                      <m:r>
+                        <m:t>i</m:t>
+                      </m:r>
+                    </m:sub>
+                  </m:sSub>
+                  <m:r>
+                    <m:t>−</m:t>
+                  </m:r>
+                  <m:sSub>
+                    <m:e>
+                      <m:acc>
+                        <m:accPr>
+                          <m:chr m:val="̂"/>
+                        </m:accPr>
+                        <m:e>
+                          <m:r>
+                            <m:t>y</m:t>
+                          </m:r>
+                        </m:e>
+                      </m:acc>
+                    </m:e>
+                    <m:sub>
+                      <m:r>
+                        <m:t>i</m:t>
+                      </m:r>
+                    </m:sub>
+                  </m:sSub>
+                  <m:sSup>
+                    <m:e>
+                      <m:r>
+                        <m:t>)</m:t>
+                      </m:r>
+                    </m:e>
+                    <m:sup>
+                      <m:r>
+                        <m:t>2</m:t>
+                      </m:r>
+                    </m:sup>
+                  </m:sSup>
+                </m:e>
+              </m:rad>
+              <m:r>
+                <m:t>(2)</m:t>
+              </m:r>
+            </m:oMath>
           </w:p>
         </w:tc>
         <w:tc>
@@ -2887,77 +3017,85 @@
       <w:r>
         <w:t xml:space="preserve">, </w:t>
       </w:r>
-      <w:r>
-        <w:drawing>
-          <wp:inline xmlns:a="http://schemas.openxmlformats.org/drawingml/2006/main" xmlns:pic="http://schemas.openxmlformats.org/drawingml/2006/picture">
-            <wp:extent cx="817781" cy="206692"/>
-            <wp:docPr id="3" name="Picture 3"/>
-            <wp:cNvGraphicFramePr>
-              <a:graphicFrameLocks noChangeAspect="1"/>
-            </wp:cNvGraphicFramePr>
-            <a:graphic>
-              <a:graphicData uri="http://schemas.openxmlformats.org/drawingml/2006/picture">
-                <pic:pic>
-                  <pic:nvPicPr>
-                    <pic:cNvPr id="0" name="eq_82317ba97358.png"/>
-                    <pic:cNvPicPr/>
-                  </pic:nvPicPr>
-                  <pic:blipFill>
-                    <a:blip r:embed="rId11"/>
-                    <a:stretch>
-                      <a:fillRect/>
-                    </a:stretch>
-                  </pic:blipFill>
-                  <pic:spPr>
-                    <a:xfrm>
-                      <a:off x="0" y="0"/>
-                      <a:ext cx="817781" cy="206692"/>
-                    </a:xfrm>
-                    <a:prstGeom prst="rect"/>
-                  </pic:spPr>
-                </pic:pic>
-              </a:graphicData>
-            </a:graphic>
-          </wp:inline>
-        </w:drawing>
-      </w:r>
+      <m:oMath>
+        <m:r>
+          <m:t>S=</m:t>
+        </m:r>
+        <m:r>
+          <m:rPr>
+            <m:sty m:val="p"/>
+          </m:rPr>
+          <m:t>media</m:t>
+        </m:r>
+        <m:r>
+          <m:t>(</m:t>
+        </m:r>
+        <m:sSup>
+          <m:e>
+            <m:r>
+              <m:t>e</m:t>
+            </m:r>
+          </m:e>
+          <m:sup>
+            <m:acc>
+              <m:accPr>
+                <m:chr m:val="̂"/>
+              </m:accPr>
+              <m:e>
+                <m:r>
+                  <m:t>ε</m:t>
+                </m:r>
+              </m:e>
+            </m:acc>
+          </m:sup>
+        </m:sSup>
+        <m:r>
+          <m:t>)</m:t>
+        </m:r>
+      </m:oMath>
       <w:r>
         <w:t xml:space="preserve">, de modo que </w:t>
       </w:r>
-      <w:r>
-        <w:drawing>
-          <wp:inline xmlns:a="http://schemas.openxmlformats.org/drawingml/2006/main" xmlns:pic="http://schemas.openxmlformats.org/drawingml/2006/picture">
-            <wp:extent cx="780536" cy="206692"/>
-            <wp:docPr id="4" name="Picture 4"/>
-            <wp:cNvGraphicFramePr>
-              <a:graphicFrameLocks noChangeAspect="1"/>
-            </wp:cNvGraphicFramePr>
-            <a:graphic>
-              <a:graphicData uri="http://schemas.openxmlformats.org/drawingml/2006/picture">
-                <pic:pic>
-                  <pic:nvPicPr>
-                    <pic:cNvPr id="0" name="eq_2a98d740ad46.png"/>
-                    <pic:cNvPicPr/>
-                  </pic:nvPicPr>
-                  <pic:blipFill>
-                    <a:blip r:embed="rId12"/>
-                    <a:stretch>
-                      <a:fillRect/>
-                    </a:stretch>
-                  </pic:blipFill>
-                  <pic:spPr>
-                    <a:xfrm>
-                      <a:off x="0" y="0"/>
-                      <a:ext cx="780536" cy="206692"/>
-                    </a:xfrm>
-                    <a:prstGeom prst="rect"/>
-                  </pic:spPr>
-                </pic:pic>
-              </a:graphicData>
-            </a:graphic>
-          </wp:inline>
-        </w:drawing>
-      </w:r>
+      <m:oMath>
+        <m:acc>
+          <m:accPr>
+            <m:chr m:val="̂"/>
+          </m:accPr>
+          <m:e>
+            <m:r>
+              <m:t>E</m:t>
+            </m:r>
+          </m:e>
+        </m:acc>
+        <m:r>
+          <m:t>[y|X]=</m:t>
+        </m:r>
+        <m:sSup>
+          <m:e>
+            <m:r>
+              <m:t>e</m:t>
+            </m:r>
+          </m:e>
+          <m:sup>
+            <m:r>
+              <m:t>X</m:t>
+            </m:r>
+            <m:acc>
+              <m:accPr>
+                <m:chr m:val="̂"/>
+              </m:accPr>
+              <m:e>
+                <m:r>
+                  <m:t>β</m:t>
+                </m:r>
+              </m:e>
+            </m:acc>
+          </m:sup>
+        </m:sSup>
+        <m:r>
+          <m:t>·S</m:t>
+        </m:r>
+      </m:oMath>
       <w:r>
         <w:t xml:space="preserve">, </w:t>
       </w:r>
@@ -3355,43 +3493,46 @@
               </w:rPr>
               <w:t xml:space="preserve"> (</w:t>
             </w:r>
-            <w:r>
-              <w:rPr>
-                <w:sz w:val="19"/>
-              </w:rPr>
-              <w:drawing>
-                <wp:inline xmlns:a="http://schemas.openxmlformats.org/drawingml/2006/main" xmlns:pic="http://schemas.openxmlformats.org/drawingml/2006/picture">
-                  <wp:extent cx="780536" cy="206692"/>
-                  <wp:docPr id="5" name="Picture 5"/>
-                  <wp:cNvGraphicFramePr>
-                    <a:graphicFrameLocks noChangeAspect="1"/>
-                  </wp:cNvGraphicFramePr>
-                  <a:graphic>
-                    <a:graphicData uri="http://schemas.openxmlformats.org/drawingml/2006/picture">
-                      <pic:pic>
-                        <pic:nvPicPr>
-                          <pic:cNvPr id="0" name="eq_2a98d740ad46.png"/>
-                          <pic:cNvPicPr/>
-                        </pic:nvPicPr>
-                        <pic:blipFill>
-                          <a:blip r:embed="rId12"/>
-                          <a:stretch>
-                            <a:fillRect/>
-                          </a:stretch>
-                        </pic:blipFill>
-                        <pic:spPr>
-                          <a:xfrm>
-                            <a:off x="0" y="0"/>
-                            <a:ext cx="780536" cy="206692"/>
-                          </a:xfrm>
-                          <a:prstGeom prst="rect"/>
-                        </pic:spPr>
-                      </pic:pic>
-                    </a:graphicData>
-                  </a:graphic>
-                </wp:inline>
-              </w:drawing>
-            </w:r>
+            <m:oMath>
+              <m:acc>
+                <m:accPr>
+                  <m:chr m:val="̂"/>
+                </m:accPr>
+                <m:e>
+                  <m:r>
+                    <m:t>E</m:t>
+                  </m:r>
+                </m:e>
+              </m:acc>
+              <m:r>
+                <m:t>[y|X]=</m:t>
+              </m:r>
+              <m:sSup>
+                <m:e>
+                  <m:r>
+                    <m:t>e</m:t>
+                  </m:r>
+                </m:e>
+                <m:sup>
+                  <m:r>
+                    <m:t>X</m:t>
+                  </m:r>
+                  <m:acc>
+                    <m:accPr>
+                      <m:chr m:val="̂"/>
+                    </m:accPr>
+                    <m:e>
+                      <m:r>
+                        <m:t>β</m:t>
+                      </m:r>
+                    </m:e>
+                  </m:acc>
+                </m:sup>
+              </m:sSup>
+              <m:r>
+                <m:t>·S</m:t>
+              </m:r>
+            </m:oMath>
             <w:r>
               <w:rPr>
                 <w:sz w:val="19"/>
@@ -4572,8 +4713,8 @@
       </w:r>
     </w:p>
     <w:sectPr>
-      <w:headerReference w:type="default" r:id="rId13"/>
-      <w:footerReference w:type="default" r:id="rId14"/>
+      <w:headerReference w:type="default" r:id="rId9"/>
+      <w:footerReference w:type="default" r:id="rId10"/>
       <w:pgSz w:w="12240" w:h="15840"/>
       <w:pgMar w:top="1134" w:right="1247" w:bottom="1020" w:left="1247" w:header="720" w:footer="720" w:gutter="0"/>
       <w:cols w:space="720"/>
